--- a/download/CV - Yuriy Tumakha - Senior Scala Engineer.docx
+++ b/download/CV - Yuriy Tumakha - Senior Scala Engineer.docx
@@ -88,8 +88,19 @@
           <w:b/>
           <w:bCs/>
         </w:rPr>
-        <w:t>Phone:  +447476145541    E-mail: tumakha@gmail.com</w:t>
-      </w:r>
+        <w:t xml:space="preserve">Phone:  +447476145541    E-mail: </w:t>
+      </w:r>
+      <w:hyperlink r:id="rId3">
+        <w:r>
+          <w:rPr>
+            <w:b/>
+            <w:bCs/>
+            <w:color w:val="1155CC"/>
+            <w:u w:val="single"/>
+          </w:rPr>
+          <w:t>yuriy@tumakha.uk</w:t>
+        </w:r>
+      </w:hyperlink>
     </w:p>
     <w:p>
       <w:pPr>
@@ -125,7 +136,7 @@
           <w:bCs/>
         </w:rPr>
       </w:pPr>
-      <w:hyperlink r:id="rId3">
+      <w:hyperlink r:id="rId4">
         <w:r>
           <w:rPr>
             <w:b/>
@@ -146,7 +157,7 @@
         <w:spacing w:lineRule="auto" w:line="240" w:before="0" w:after="0"/>
         <w:rPr/>
       </w:pPr>
-      <w:hyperlink r:id="rId4">
+      <w:hyperlink r:id="rId5">
         <w:r>
           <w:rPr>
             <w:b/>
@@ -167,7 +178,7 @@
         <w:spacing w:lineRule="auto" w:line="240" w:before="0" w:after="0"/>
         <w:rPr/>
       </w:pPr>
-      <w:hyperlink r:id="rId5">
+      <w:hyperlink r:id="rId6">
         <w:r>
           <w:rPr/>
         </w:r>
@@ -182,7 +193,7 @@
         <w:ind w:right="-2" w:hanging="0"/>
         <w:rPr/>
       </w:pPr>
-      <w:hyperlink r:id="rId6">
+      <w:hyperlink r:id="rId7">
         <w:r>
           <w:rPr>
             <w:b/>
@@ -269,15 +280,13 @@
         </w:numPr>
         <w:pBdr/>
         <w:shd w:val="clear" w:fill="auto"/>
-        <w:spacing w:lineRule="auto" w:line="240" w:before="0" w:afterAutospacing="0" w:after="0"/>
+        <w:spacing w:lineRule="auto" w:line="240" w:before="0" w:after="0"/>
         <w:ind w:left="720" w:hanging="360"/>
-        <w:rPr>
-          <w:u w:val="none"/>
-        </w:rPr>
-      </w:pPr>
-      <w:r>
-        <w:rPr/>
-        <w:t>Scala Back-End: Scala, Akka (Cluster, Streams, Http), Apache Spark, Play Framework, Slick, SBT</w:t>
+        <w:rPr/>
+      </w:pPr>
+      <w:r>
+        <w:rPr/>
+        <w:t>Scala backend: Scala 3, Play Framework, Akka (Cluster, Streams, Http), Apache Spark, Slick, SBT</w:t>
       </w:r>
     </w:p>
     <w:p>
@@ -287,13 +296,13 @@
           <w:ilvl w:val="0"/>
           <w:numId w:val="1"/>
         </w:numPr>
-        <w:spacing w:lineRule="auto" w:line="240" w:before="0" w:afterAutospacing="0" w:after="0"/>
+        <w:spacing w:lineRule="auto" w:line="240" w:before="0" w:after="0"/>
         <w:ind w:left="720" w:hanging="360"/>
         <w:rPr/>
       </w:pPr>
       <w:r>
         <w:rPr/>
-        <w:t>Java Back-End: Spring Boot/Data/MVC/Cloud, JPA, Akka Streams, Kafka, Gradle, Maven</w:t>
+        <w:t>Java backend: Spring Boot/Data/MVC/Cloud, JPA, Akka Streams, Kafka, Gradle, Maven</w:t>
       </w:r>
     </w:p>
     <w:p>
@@ -308,9 +317,7 @@
         <w:shd w:val="clear" w:fill="auto"/>
         <w:spacing w:lineRule="auto" w:line="240" w:before="0" w:after="20"/>
         <w:ind w:left="720" w:hanging="360"/>
-        <w:rPr>
-          <w:u w:val="none"/>
-        </w:rPr>
+        <w:rPr/>
       </w:pPr>
       <w:r>
         <w:rPr/>
@@ -373,12 +380,12 @@
         <w:rPr/>
         <w:t>September 2021 - now, London, UK</w:t>
         <w:br/>
-        <w:t>Valuation Office services optimization.</w:t>
+        <w:t>Valuation Office microservices support and development.</w:t>
         <w:br/>
         <w:t>Scala 3, Cats, Play Framework, Akka, MongoDB</w:t>
         <w:br/>
       </w:r>
-      <w:hyperlink r:id="rId7">
+      <w:hyperlink r:id="rId8">
         <w:r>
           <w:rPr>
             <w:color w:val="1155CC"/>
@@ -397,7 +404,7 @@
         <w:spacing w:lineRule="auto" w:line="240" w:before="0" w:after="20"/>
         <w:rPr/>
       </w:pPr>
-      <w:hyperlink r:id="rId8">
+      <w:hyperlink r:id="rId9">
         <w:r>
           <w:rPr>
             <w:color w:val="1155CC"/>
@@ -416,7 +423,7 @@
         <w:spacing w:lineRule="auto" w:line="240" w:before="0" w:after="20"/>
         <w:rPr/>
       </w:pPr>
-      <w:hyperlink r:id="rId9">
+      <w:hyperlink r:id="rId10">
         <w:r>
           <w:rPr>
             <w:color w:val="1155CC"/>
@@ -466,7 +473,7 @@
         <w:t>September 2020 - September 2021, London, UK</w:t>
         <w:br/>
       </w:r>
-      <w:hyperlink r:id="rId10">
+      <w:hyperlink r:id="rId11">
         <w:r>
           <w:rPr>
             <w:color w:val="1155CC"/>
@@ -685,25 +692,6 @@
           <w:b/>
           <w:bCs/>
         </w:rPr>
-        <w:t>api-admin-router</w:t>
-      </w:r>
-      <w:r>
-        <w:rPr/>
-        <w:t xml:space="preserve"> - Entry point for all REST APIs used by Support Portal</w:t>
-      </w:r>
-    </w:p>
-    <w:p>
-      <w:pPr>
-        <w:pStyle w:val="Normal1"/>
-        <w:pageBreakBefore w:val="false"/>
-        <w:spacing w:lineRule="auto" w:line="240" w:before="0" w:after="20"/>
-        <w:rPr/>
-      </w:pPr>
-      <w:r>
-        <w:rPr>
-          <w:b/>
-          <w:bCs/>
-        </w:rPr>
         <w:t>cmd-sender</w:t>
       </w:r>
       <w:r>
@@ -729,7 +717,7 @@
         <w:rPr/>
         <w:t xml:space="preserve"> - Microservices monitoring Lambda deployed by Serverless framework </w:t>
       </w:r>
-      <w:hyperlink r:id="rId11">
+      <w:hyperlink r:id="rId12">
         <w:r>
           <w:rPr>
             <w:color w:val="1155CC"/>
@@ -1218,7 +1206,7 @@
         <w:spacing w:lineRule="auto" w:line="240" w:before="0" w:after="20"/>
         <w:rPr/>
       </w:pPr>
-      <w:hyperlink r:id="rId12">
+      <w:hyperlink r:id="rId13">
         <w:r>
           <w:rPr/>
         </w:r>
@@ -1233,7 +1221,7 @@
         <w:spacing w:lineRule="auto" w:line="240" w:before="0" w:after="20"/>
         <w:rPr/>
       </w:pPr>
-      <w:hyperlink r:id="rId13">
+      <w:hyperlink r:id="rId14">
         <w:r>
           <w:rPr>
             <w:b/>
@@ -1366,7 +1354,7 @@
         <w:spacing w:lineRule="auto" w:line="240" w:before="0" w:after="20"/>
         <w:rPr/>
       </w:pPr>
-      <w:hyperlink r:id="rId15">
+      <w:hyperlink r:id="rId16">
         <w:r>
           <w:rPr>
             <w:color w:val="1155CC"/>
@@ -1385,7 +1373,7 @@
         <w:spacing w:lineRule="auto" w:line="240" w:before="0" w:after="20"/>
         <w:rPr/>
       </w:pPr>
-      <w:hyperlink r:id="rId16">
+      <w:hyperlink r:id="rId17">
         <w:r>
           <w:rPr/>
         </w:r>
